--- a/07-governanca/02-privacidade-rgpd.docx
+++ b/07-governanca/02-privacidade-rgpd.docx
@@ -2207,7 +2207,7 @@
         <w:t xml:space="preserve"> </w:t>
       </w:r>
       <w:r>
-        <w:t xml:space="preserve">{{base de dados principal, ERP, prestador de e-mail, ferramenta de suporte, analítica, backups}}</w:t>
+        <w:t xml:space="preserve">{{base de dados principal, ERP, prestador de e-mail, ferramenta de suporte, analítica, cópias de segurança}}</w:t>
       </w:r>
     </w:p>
     <w:p>
@@ -2219,13 +2219,13 @@
           <w:b/>
           <w:bCs/>
         </w:rPr>
-        <w:t xml:space="preserve">Backups:</w:t>
+        <w:t xml:space="preserve">Cópias de segurança:</w:t>
       </w:r>
       <w:r>
         <w:t xml:space="preserve"> </w:t>
       </w:r>
       <w:r>
-        <w:t xml:space="preserve">os dados não são apagados dos backups existentes (tecnicamente inviável e comprometeria a integridade). Abordagem:</w:t>
+        <w:t xml:space="preserve">os dados não são apagados dos cópias de segurança existentes (tecnicamente inviável e comprometeria a integridade). Abordagem:</w:t>
       </w:r>
       <w:r>
         <w:t xml:space="preserve"> </w:t>
@@ -2235,7 +2235,7 @@
           <w:b/>
           <w:bCs/>
         </w:rPr>
-        <w:t xml:space="preserve">os backups expiram naturalmente em {{35 dias}}</w:t>
+        <w:t xml:space="preserve">os cópias de segurança expiram naturalmente em {{35 dias}}</w:t>
       </w:r>
       <w:r>
         <w:t xml:space="preserve"> </w:t>
@@ -3369,7 +3369,7 @@
               <w:t xml:space="preserve"> </w:t>
             </w:r>
             <w:r>
-              <w:t xml:space="preserve">nos logs em vez de e-mail}}</w:t>
+              <w:t xml:space="preserve">nos registos em vez de e-mail}}</w:t>
             </w:r>
           </w:p>
         </w:tc>
@@ -3465,7 +3465,7 @@
               <w:pStyle w:val="Compact"/>
             </w:pPr>
             <w:r>
-              <w:t xml:space="preserve">{{Secção obrigatória no PRD}}</w:t>
+              <w:t xml:space="preserve">{{Secção obrigatória no Requerimentos do Produto}}</w:t>
             </w:r>
           </w:p>
         </w:tc>
